--- a/courts/eighth-circuit/minnesota/state/court-of-appeals/petition-for-writ/usage/OUTPUT-petition-for-writ.docx
+++ b/courts/eighth-circuit/minnesota/state/court-of-appeals/petition-for-writ/usage/OUTPUT-petition-for-writ.docx
@@ -1748,7 +1748,7 @@
         <w:pStyle w:val="BodyText"/>
       </w:pPr>
       <w:r>
-        <w:t xml:space="preserve">Relying on the First Amendment, the Court categorically rejected this claim, ruling that when “a newspaper lawfully obtains truthful information about a matter of public significance [ ] state officials may not constitutionally punish publication of the information, absent a need … of the highest order.”</w:t>
+        <w:t xml:space="preserve">Relying on the First Amendment, the Court categorically rejected this claim, ruling that when “a newspaper lawfully obtains truthful information about a matter of public significance [ ] state officials may not constitutionally punish publication of the information, absent a need … of the highest order.”</w:t>
       </w:r>
       <w:r>
         <w:t xml:space="preserve"> </w:t>
@@ -2526,13 +2526,13 @@
         <w:t xml:space="preserve"> </w:t>
       </w:r>
       <w:r>
-        <w:t xml:space="preserve">See https://www.dailymail.co.uk/​news/​article</w:t>
+        <w:t xml:space="preserve">See https://​www.​dailymail.​co.​uk/​news/​article</w:t>
       </w:r>
       <w:r>
         <w:noBreakHyphen/>
       </w:r>
       <w:r>
-        <w:t xml:space="preserve">8576371/​Police-bodycam-footage-shows-moment-moment-arrest-George-Floyd-time.html.</w:t>
+        <w:t xml:space="preserve">8576371/​Police-​bodycam-​footage-​shows-​moment-​moment-​arrest-​George-​Floyd-​time.​html.</w:t>
       </w:r>
     </w:p>
   </w:footnote>
@@ -2551,7 +2551,7 @@
         <w:t xml:space="preserve"> </w:t>
       </w:r>
       <w:r>
-        <w:t xml:space="preserve">See https://www.mncourts.gov/​mncourtsgov/​media/​High-Profile-Cases/27-CR</w:t>
+        <w:t xml:space="preserve">See https://​www.​mncourts.​gov/​mncourtsgov/​media/​High-​Profile-​Cases/​27-​CR</w:t>
       </w:r>
       <w:r>
         <w:noBreakHyphen/>
@@ -2563,7 +2563,7 @@
         <w:noBreakHyphen/>
       </w:r>
       <w:r>
-        <w:t xml:space="preserve">12951-TKL/​Memorandum08112020.pdf</w:t>
+        <w:t xml:space="preserve">12951-​TKL/​Memorandum08112020.​pdf</w:t>
       </w:r>
     </w:p>
   </w:footnote>
@@ -3221,6 +3221,7 @@
     <w:unhideWhenUsed/>
     <w:qFormat/>
     <w:pPr>
+      <w:keepLines/>
       <w:spacing w:before="0" w:after="140" w:line="299" w:lineRule="exact"/>
     </w:pPr>
     <w:rPr>
@@ -3471,6 +3472,33 @@
     <w:pPr>
       <w:spacing w:before="0" w:after="0" w:line="299" w:lineRule="exact"/>
       <w:ind w:left="2160" w:hanging="720"/>
+    </w:pPr>
+  </w:style>
+  <w:style w:type="paragraph" w:customStyle="1" w:styleId="XdQuoteList1">
+    <w:name w:val="Xd Quote List 1"/>
+    <w:basedOn w:val="Normal"/>
+    <w:qFormat/>
+    <w:pPr>
+      <w:spacing w:before="0" w:after="0" w:line="299" w:lineRule="exact"/>
+      <w:ind w:left="1440" w:right="720" w:hanging="720"/>
+    </w:pPr>
+  </w:style>
+  <w:style w:type="paragraph" w:customStyle="1" w:styleId="XdQuoteList2">
+    <w:name w:val="Xd Quote List 2"/>
+    <w:basedOn w:val="Normal"/>
+    <w:qFormat/>
+    <w:pPr>
+      <w:spacing w:before="0" w:after="0" w:line="299" w:lineRule="exact"/>
+      <w:ind w:left="2160" w:right="720" w:hanging="720"/>
+    </w:pPr>
+  </w:style>
+  <w:style w:type="paragraph" w:customStyle="1" w:styleId="XdQuoteList3">
+    <w:name w:val="Xd Quote List 3"/>
+    <w:basedOn w:val="Normal"/>
+    <w:qFormat/>
+    <w:pPr>
+      <w:spacing w:before="0" w:after="0" w:line="299" w:lineRule="exact"/>
+      <w:ind w:left="2880" w:right="720" w:hanging="720"/>
     </w:pPr>
   </w:style>
   <w:style w:type="paragraph" w:customStyle="1" w:styleId="XdQuoteFirst">

--- a/courts/eighth-circuit/minnesota/state/court-of-appeals/petition-for-writ/usage/OUTPUT-petition-for-writ.docx
+++ b/courts/eighth-circuit/minnesota/state/court-of-appeals/petition-for-writ/usage/OUTPUT-petition-for-writ.docx
@@ -1748,7 +1748,7 @@
         <w:pStyle w:val="BodyText"/>
       </w:pPr>
       <w:r>
-        <w:t xml:space="preserve">Relying on the First Amendment, the Court categorically rejected this claim, ruling that when “a newspaper lawfully obtains truthful information about a matter of public significance [ ] state officials may not constitutionally punish publication of the information, absent a need … of the highest order.”</w:t>
+        <w:t xml:space="preserve">Relying on the First Amendment, the Court categorically rejected this claim, ruling that when “a newspaper lawfully obtains truthful information about a matter of public significance [ ⁠] state officials may not constitutionally punish publication of the information, absent a need … of the highest order.”</w:t>
       </w:r>
       <w:r>
         <w:t xml:space="preserve"> </w:t>
@@ -2526,13 +2526,7 @@
         <w:t xml:space="preserve"> </w:t>
       </w:r>
       <w:r>
-        <w:t xml:space="preserve">See https://​www.​dailymail.​co.​uk/​news/​article</w:t>
-      </w:r>
-      <w:r>
-        <w:noBreakHyphen/>
-      </w:r>
-      <w:r>
-        <w:t xml:space="preserve">8576371/​Police-​bodycam-​footage-​shows-​moment-​moment-​arrest-​George-​Floyd-​time.​html.</w:t>
+        <w:t xml:space="preserve">See https://​www.​dailymail.​co.​uk/​news/​article-⁠8576371/​Police-​bodycam-​footage-​shows-​moment-​moment-​arrest-​George-​Floyd-​time.​html.</w:t>
       </w:r>
     </w:p>
   </w:footnote>
@@ -2551,19 +2545,7 @@
         <w:t xml:space="preserve"> </w:t>
       </w:r>
       <w:r>
-        <w:t xml:space="preserve">See https://​www.​mncourts.​gov/​mncourtsgov/​media/​High-​Profile-​Cases/​27-​CR</w:t>
-      </w:r>
-      <w:r>
-        <w:noBreakHyphen/>
-      </w:r>
-      <w:r>
-        <w:t xml:space="preserve">20</w:t>
-      </w:r>
-      <w:r>
-        <w:noBreakHyphen/>
-      </w:r>
-      <w:r>
-        <w:t xml:space="preserve">12951-​TKL/​Memorandum08112020.​pdf</w:t>
+        <w:t xml:space="preserve">See https://​www.​mncourts.​gov/​mncourtsgov/​media/​High-​Profile-​Cases/​27-​CR-⁠20-⁠12951-​TKL/​Memorandum08112020.​pdf</w:t>
       </w:r>
     </w:p>
   </w:footnote>

--- a/courts/eighth-circuit/minnesota/state/court-of-appeals/petition-for-writ/usage/OUTPUT-petition-for-writ.docx
+++ b/courts/eighth-circuit/minnesota/state/court-of-appeals/petition-for-writ/usage/OUTPUT-petition-for-writ.docx
@@ -419,11 +419,7 @@
               <w:t xml:space="preserve"> </w:t>
             </w:r>
             <w:r>
-              <w:t xml:space="preserve">#27-CR</w:t>
-              <w:noBreakHyphen/>
-              <w:t xml:space="preserve">20</w:t>
-              <w:noBreakHyphen/>
-              <w:t xml:space="preserve">12646</w:t>
+              <w:t xml:space="preserve">#27-CR-⁠20-⁠12646</w:t>
             </w:r>
           </w:p>
           <w:p>
@@ -774,13 +770,7 @@
         <w:pStyle w:val="BodyText"/>
       </w:pPr>
       <w:r>
-        <w:t xml:space="preserve">As the criminal cases against the officers unfolded, body camera video obtained by two of the officers during Mr. Floyd’s arrest was submitted to the trial court in support of a pretrial motion. Order, 1</w:t>
-      </w:r>
-      <w:r>
-        <w:noBreakHyphen/>
-      </w:r>
-      <w:r>
-        <w:t xml:space="preserve">2. Presiding Judge Peter Cahill then entered an order on July 9, 2020 directing that the video (and other “non-documentary evidence”) would be available for viewing at the Hennepin County Government Center by appointment, but that members of the public and news media who viewed it “were not allowed to record or re-transmit any portions of the video.”</w:t>
+        <w:t xml:space="preserve">As the criminal cases against the officers unfolded, body camera video obtained by two of the officers during Mr. Floyd’s arrest was submitted to the trial court in support of a pretrial motion. Order, 1-⁠2. Presiding Judge Peter Cahill then entered an order on July 9, 2020 directing that the video (and other “non-documentary evidence”) would be available for viewing at the Hennepin County Government Center by appointment, but that members of the public and news media who viewed it “were not allowed to record or re-transmit any portions of the video.”</w:t>
       </w:r>
       <w:r>
         <w:t xml:space="preserve"> </w:t>
@@ -910,19 +900,7 @@
         <w:pStyle w:val="XdQuoteOnly"/>
       </w:pPr>
       <w:r>
-        <w:t xml:space="preserve">The Court has therefore determined that the Daily Mail will be denied media credentials for the upcoming trial in State v. Derek Chauvin (27-CR</w:t>
-      </w:r>
-      <w:r>
-        <w:noBreakHyphen/>
-      </w:r>
-      <w:r>
-        <w:t xml:space="preserve">20</w:t>
-      </w:r>
-      <w:r>
-        <w:noBreakHyphen/>
-      </w:r>
-      <w:r>
-        <w:t xml:space="preserve">12646). Its staff and reporters will be denied access to all trial exhibits, to the media center, and to all media updates related to the trial.</w:t>
+        <w:t xml:space="preserve">The Court has therefore determined that the Daily Mail will be denied media credentials for the upcoming trial in State v. Derek Chauvin (27-CR-⁠20-⁠12646). Its staff and reporters will be denied access to all trial exhibits, to the media center, and to all media updates related to the trial.</w:t>
       </w:r>
     </w:p>
     <w:p>
@@ -2234,11 +2212,7 @@
               <w:t xml:space="preserve"> </w:t>
             </w:r>
             <w:r>
-              <w:t xml:space="preserve">612</w:t>
-              <w:noBreakHyphen/>
-              <w:t xml:space="preserve">827</w:t>
-              <w:noBreakHyphen/>
-              <w:t xml:space="preserve">5611</w:t>
+              <w:t xml:space="preserve">612-⁠827-⁠5611</w:t>
             </w:r>
           </w:p>
           <w:p>
@@ -2417,11 +2391,7 @@
               <w:t xml:space="preserve"> </w:t>
             </w:r>
             <w:r>
-              <w:t xml:space="preserve">646</w:t>
-              <w:noBreakHyphen/>
-              <w:t xml:space="preserve">992</w:t>
-              <w:noBreakHyphen/>
-              <w:t xml:space="preserve">3850</w:t>
+              <w:t xml:space="preserve">646-⁠992-⁠3850</w:t>
             </w:r>
           </w:p>
           <w:p>
@@ -3204,7 +3174,7 @@
     <w:qFormat/>
     <w:pPr>
       <w:keepLines/>
-      <w:spacing w:before="0" w:after="140" w:line="299" w:lineRule="exact"/>
+      <w:spacing w:before="23" w:after="140" w:line="299" w:lineRule="exact"/>
     </w:pPr>
     <w:rPr>
       <w:sz w:val="26"/>
